--- a/docs/guides/Collxct-Go-Live-Guide.docx
+++ b/docs/guides/Collxct-Go-Live-Guide.docx
@@ -548,6 +548,11 @@
       </w:r>
     </w:p>
     <w:p>
+      <w:r>
+        <w:t>Repeat this sender registration for EVERY business — each one has its own dedicated WhatsApp number, all registered under Collxct's single Twilio account and Meta Business Manager. The business supplies a phone number it controls; you register and submit it. Meta approval is per number and takes 1–5 business days, so onboard the number early and demo on a test line meanwhile. The documents a business may need for its number and for Paystack are listed in the companion Business Onboarding Guide.</w:t>
+      </w:r>
+    </w:p>
+    <w:p>
       <w:pPr>
         <w:pStyle w:val="Heading1"/>
       </w:pPr>

--- a/docs/guides/Collxct-Go-Live-Guide.docx
+++ b/docs/guides/Collxct-Go-Live-Guide.docx
@@ -367,7 +367,7 @@
           </w:tcPr>
           <w:p>
             <w:r>
-              <w:t>ONBOARDING_FEE_NGN</w:t>
+              <w:t>ONBOARDING_FEE_NGN / ONBOARDING_FEE_PREMIUM_NGN</w:t>
             </w:r>
           </w:p>
         </w:tc>
@@ -377,7 +377,7 @@
           </w:tcPr>
           <w:p>
             <w:r>
-              <w:t>One-time setup fee shown on the landing page (default 100,000).</w:t>
+              <w:t>Setup fees on the landing page: standard 'from' price (default 30,000) and the managed-setup anchor for established/multi-branch businesses (default 100,000).</w:t>
             </w:r>
           </w:p>
         </w:tc>
